--- a/docs/GUIDE-INSTALL-PROF.docx
+++ b/docs/GUIDE-INSTALL-PROF.docx
@@ -1934,10 +1934,530 @@
     </w:p>
     <w:p>
       <w:pPr>
+        <w:shd w:val="clear" w:fill="FFF4D6"/>
+      </w:pPr>
+      <w:r>
+        <w:rPr>
+          <w:sz w:val="21"/>
+        </w:rPr>
+        <w:t>Le juge et les indices tournent toujours sur Ollama local. La CIBLE des labs openai_* peut, elle, tourner sur un fournisseur cloud (section suivante).</w:t>
+      </w:r>
+    </w:p>
+    <w:p>
+      <w:pPr>
         <w:pStyle w:val="Heading1"/>
       </w:pPr>
       <w:r>
-        <w:t>7. Teardown</w:t>
+        <w:t>7. Configurer un fournisseur LLM (cible)</w:t>
+      </w:r>
+    </w:p>
+    <w:p>
+      <w:r>
+        <w:t>Par defaut, l'assistant CIBLE des labs tourne sur Ollama local (100% hors-ligne). Le produit OWASP etant bati sur LiteLLM, cette cible peut tourner sur de nombreux fournisseurs (Groq, OpenAI, Gemini, Anthropic) SANS aucune modification de code — pure config .env. MODEL_PROVIDER=openai signifie « cloud via LiteLLM » (pas forcement OpenAI) ; le prefixe avant le / dans LITELLM_MODEL choisit le vrai fournisseur.</w:t>
+      </w:r>
+    </w:p>
+    <w:tbl>
+      <w:tblPr>
+        <w:tblStyle w:val="TableGrid"/>
+        <w:tblW w:type="auto" w:w="0"/>
+        <w:tblLook w:firstColumn="1" w:firstRow="1" w:lastColumn="0" w:lastRow="0" w:noHBand="0" w:noVBand="1" w:val="04A0"/>
+      </w:tblPr>
+      <w:tblGrid>
+        <w:gridCol w:w="2409"/>
+        <w:gridCol w:w="2409"/>
+        <w:gridCol w:w="2409"/>
+        <w:gridCol w:w="2409"/>
+      </w:tblGrid>
+      <w:tr>
+        <w:tc>
+          <w:tcPr>
+            <w:tcW w:type="dxa" w:w="2154"/>
+          </w:tcPr>
+          <w:p>
+            <w:pPr>
+              <w:shd w:val="clear" w:fill="EDE7FB"/>
+            </w:pPr>
+            <w:r/>
+            <w:r>
+              <w:rPr>
+                <w:b/>
+                <w:sz w:val="20"/>
+              </w:rPr>
+              <w:t>Fournisseur</w:t>
+            </w:r>
+          </w:p>
+        </w:tc>
+        <w:tc>
+          <w:tcPr>
+            <w:tcW w:type="dxa" w:w="1701"/>
+          </w:tcPr>
+          <w:p>
+            <w:pPr>
+              <w:shd w:val="clear" w:fill="EDE7FB"/>
+            </w:pPr>
+            <w:r/>
+            <w:r>
+              <w:rPr>
+                <w:b/>
+                <w:sz w:val="20"/>
+              </w:rPr>
+              <w:t>MODEL_PROVIDER</w:t>
+            </w:r>
+          </w:p>
+        </w:tc>
+        <w:tc>
+          <w:tcPr>
+            <w:tcW w:type="dxa" w:w="3402"/>
+          </w:tcPr>
+          <w:p>
+            <w:pPr>
+              <w:shd w:val="clear" w:fill="EDE7FB"/>
+            </w:pPr>
+            <w:r/>
+            <w:r>
+              <w:rPr>
+                <w:b/>
+                <w:sz w:val="20"/>
+              </w:rPr>
+              <w:t>LITELLM_MODEL (exemple)</w:t>
+            </w:r>
+          </w:p>
+        </w:tc>
+        <w:tc>
+          <w:tcPr>
+            <w:tcW w:type="dxa" w:w="2381"/>
+          </w:tcPr>
+          <w:p>
+            <w:pPr>
+              <w:shd w:val="clear" w:fill="EDE7FB"/>
+            </w:pPr>
+            <w:r/>
+            <w:r>
+              <w:rPr>
+                <w:b/>
+                <w:sz w:val="20"/>
+              </w:rPr>
+              <w:t>Variable de cle</w:t>
+            </w:r>
+          </w:p>
+        </w:tc>
+      </w:tr>
+      <w:tr>
+        <w:tc>
+          <w:tcPr>
+            <w:tcW w:type="dxa" w:w="2154"/>
+          </w:tcPr>
+          <w:p>
+            <w:r/>
+            <w:r>
+              <w:rPr>
+                <w:sz w:val="20"/>
+              </w:rPr>
+              <w:t>Ollama (local, defaut)</w:t>
+            </w:r>
+          </w:p>
+        </w:tc>
+        <w:tc>
+          <w:tcPr>
+            <w:tcW w:type="dxa" w:w="1701"/>
+          </w:tcPr>
+          <w:p>
+            <w:r/>
+            <w:r>
+              <w:rPr>
+                <w:sz w:val="20"/>
+              </w:rPr>
+              <w:t>ollama</w:t>
+            </w:r>
+          </w:p>
+        </w:tc>
+        <w:tc>
+          <w:tcPr>
+            <w:tcW w:type="dxa" w:w="3402"/>
+          </w:tcPr>
+          <w:p>
+            <w:r/>
+            <w:r>
+              <w:rPr>
+                <w:sz w:val="20"/>
+              </w:rPr>
+              <w:t>— (utilise OLLAMA_MODEL)</w:t>
+            </w:r>
+          </w:p>
+        </w:tc>
+        <w:tc>
+          <w:tcPr>
+            <w:tcW w:type="dxa" w:w="2381"/>
+          </w:tcPr>
+          <w:p>
+            <w:r/>
+            <w:r>
+              <w:rPr>
+                <w:sz w:val="20"/>
+              </w:rPr>
+              <w:t>—</w:t>
+            </w:r>
+          </w:p>
+        </w:tc>
+      </w:tr>
+      <w:tr>
+        <w:tc>
+          <w:tcPr>
+            <w:tcW w:type="dxa" w:w="2154"/>
+          </w:tcPr>
+          <w:p>
+            <w:r/>
+            <w:r>
+              <w:rPr>
+                <w:sz w:val="20"/>
+              </w:rPr>
+              <w:t>Groq</w:t>
+            </w:r>
+          </w:p>
+        </w:tc>
+        <w:tc>
+          <w:tcPr>
+            <w:tcW w:type="dxa" w:w="1701"/>
+          </w:tcPr>
+          <w:p>
+            <w:r/>
+            <w:r>
+              <w:rPr>
+                <w:sz w:val="20"/>
+              </w:rPr>
+              <w:t>openai</w:t>
+            </w:r>
+          </w:p>
+        </w:tc>
+        <w:tc>
+          <w:tcPr>
+            <w:tcW w:type="dxa" w:w="3402"/>
+          </w:tcPr>
+          <w:p>
+            <w:r/>
+            <w:r>
+              <w:rPr>
+                <w:sz w:val="20"/>
+              </w:rPr>
+              <w:t>groq/openai/gpt-oss-20b</w:t>
+            </w:r>
+          </w:p>
+        </w:tc>
+        <w:tc>
+          <w:tcPr>
+            <w:tcW w:type="dxa" w:w="2381"/>
+          </w:tcPr>
+          <w:p>
+            <w:r/>
+            <w:r>
+              <w:rPr>
+                <w:sz w:val="20"/>
+              </w:rPr>
+              <w:t>GROQ_API_KEY</w:t>
+            </w:r>
+          </w:p>
+        </w:tc>
+      </w:tr>
+      <w:tr>
+        <w:tc>
+          <w:tcPr>
+            <w:tcW w:type="dxa" w:w="2154"/>
+          </w:tcPr>
+          <w:p>
+            <w:r/>
+            <w:r>
+              <w:rPr>
+                <w:sz w:val="20"/>
+              </w:rPr>
+              <w:t>OpenAI</w:t>
+            </w:r>
+          </w:p>
+        </w:tc>
+        <w:tc>
+          <w:tcPr>
+            <w:tcW w:type="dxa" w:w="1701"/>
+          </w:tcPr>
+          <w:p>
+            <w:r/>
+            <w:r>
+              <w:rPr>
+                <w:sz w:val="20"/>
+              </w:rPr>
+              <w:t>openai</w:t>
+            </w:r>
+          </w:p>
+        </w:tc>
+        <w:tc>
+          <w:tcPr>
+            <w:tcW w:type="dxa" w:w="3402"/>
+          </w:tcPr>
+          <w:p>
+            <w:r/>
+            <w:r>
+              <w:rPr>
+                <w:sz w:val="20"/>
+              </w:rPr>
+              <w:t>openai/gpt-4o-mini</w:t>
+            </w:r>
+          </w:p>
+        </w:tc>
+        <w:tc>
+          <w:tcPr>
+            <w:tcW w:type="dxa" w:w="2381"/>
+          </w:tcPr>
+          <w:p>
+            <w:r/>
+            <w:r>
+              <w:rPr>
+                <w:sz w:val="20"/>
+              </w:rPr>
+              <w:t>OPENAI_API_KEY</w:t>
+            </w:r>
+          </w:p>
+        </w:tc>
+      </w:tr>
+      <w:tr>
+        <w:tc>
+          <w:tcPr>
+            <w:tcW w:type="dxa" w:w="2154"/>
+          </w:tcPr>
+          <w:p>
+            <w:r/>
+            <w:r>
+              <w:rPr>
+                <w:sz w:val="20"/>
+              </w:rPr>
+              <w:t>Google Gemini</w:t>
+            </w:r>
+          </w:p>
+        </w:tc>
+        <w:tc>
+          <w:tcPr>
+            <w:tcW w:type="dxa" w:w="1701"/>
+          </w:tcPr>
+          <w:p>
+            <w:r/>
+            <w:r>
+              <w:rPr>
+                <w:sz w:val="20"/>
+              </w:rPr>
+              <w:t>openai</w:t>
+            </w:r>
+          </w:p>
+        </w:tc>
+        <w:tc>
+          <w:tcPr>
+            <w:tcW w:type="dxa" w:w="3402"/>
+          </w:tcPr>
+          <w:p>
+            <w:r/>
+            <w:r>
+              <w:rPr>
+                <w:sz w:val="20"/>
+              </w:rPr>
+              <w:t>gemini/gemini-2.0-flash</w:t>
+            </w:r>
+          </w:p>
+        </w:tc>
+        <w:tc>
+          <w:tcPr>
+            <w:tcW w:type="dxa" w:w="2381"/>
+          </w:tcPr>
+          <w:p>
+            <w:r/>
+            <w:r>
+              <w:rPr>
+                <w:sz w:val="20"/>
+              </w:rPr>
+              <w:t>GEMINI_API_KEY</w:t>
+            </w:r>
+          </w:p>
+        </w:tc>
+      </w:tr>
+      <w:tr>
+        <w:tc>
+          <w:tcPr>
+            <w:tcW w:type="dxa" w:w="2154"/>
+          </w:tcPr>
+          <w:p>
+            <w:r/>
+            <w:r>
+              <w:rPr>
+                <w:sz w:val="20"/>
+              </w:rPr>
+              <w:t>Anthropic</w:t>
+            </w:r>
+          </w:p>
+        </w:tc>
+        <w:tc>
+          <w:tcPr>
+            <w:tcW w:type="dxa" w:w="1701"/>
+          </w:tcPr>
+          <w:p>
+            <w:r/>
+            <w:r>
+              <w:rPr>
+                <w:sz w:val="20"/>
+              </w:rPr>
+              <w:t>openai</w:t>
+            </w:r>
+          </w:p>
+        </w:tc>
+        <w:tc>
+          <w:tcPr>
+            <w:tcW w:type="dxa" w:w="3402"/>
+          </w:tcPr>
+          <w:p>
+            <w:r/>
+            <w:r>
+              <w:rPr>
+                <w:sz w:val="20"/>
+              </w:rPr>
+              <w:t>anthropic/claude-3-5-haiku-latest</w:t>
+            </w:r>
+          </w:p>
+        </w:tc>
+        <w:tc>
+          <w:tcPr>
+            <w:tcW w:type="dxa" w:w="2381"/>
+          </w:tcPr>
+          <w:p>
+            <w:r/>
+            <w:r>
+              <w:rPr>
+                <w:sz w:val="20"/>
+              </w:rPr>
+              <w:t>ANTHROPIC_API_KEY</w:t>
+            </w:r>
+          </w:p>
+        </w:tc>
+      </w:tr>
+    </w:tbl>
+    <w:p>
+      <w:r>
+        <w:t>Pour basculer la cible sur un fournisseur cloud (exemple Groq), mettre ces trois lignes dans .env puis relancer :</w:t>
+      </w:r>
+    </w:p>
+    <w:p>
+      <w:pPr>
+        <w:shd w:val="clear" w:fill="F2F2F2"/>
+        <w:spacing w:after="0" w:before="0"/>
+      </w:pPr>
+      <w:r>
+        <w:rPr>
+          <w:rFonts w:ascii="Consolas" w:hAnsi="Consolas"/>
+          <w:sz w:val="19"/>
+        </w:rPr>
+        <w:t>MODEL_PROVIDER=openai</w:t>
+      </w:r>
+    </w:p>
+    <w:p>
+      <w:pPr>
+        <w:shd w:val="clear" w:fill="F2F2F2"/>
+        <w:spacing w:after="0" w:before="0"/>
+      </w:pPr>
+      <w:r>
+        <w:rPr>
+          <w:rFonts w:ascii="Consolas" w:hAnsi="Consolas"/>
+          <w:sz w:val="19"/>
+        </w:rPr>
+        <w:t>LITELLM_MODEL=groq/openai/gpt-oss-20b</w:t>
+      </w:r>
+    </w:p>
+    <w:p>
+      <w:pPr>
+        <w:shd w:val="clear" w:fill="F2F2F2"/>
+        <w:spacing w:after="0" w:before="0"/>
+      </w:pPr>
+      <w:r>
+        <w:rPr>
+          <w:rFonts w:ascii="Consolas" w:hAnsi="Consolas"/>
+          <w:sz w:val="19"/>
+        </w:rPr>
+        <w:t>GROQ_API_KEY=gsk_xxx</w:t>
+      </w:r>
+    </w:p>
+    <w:p>
+      <w:pPr>
+        <w:shd w:val="clear" w:fill="F2F2F2"/>
+        <w:spacing w:after="0" w:before="0"/>
+      </w:pPr>
+      <w:r>
+        <w:rPr>
+          <w:rFonts w:ascii="Consolas" w:hAnsi="Consolas"/>
+          <w:sz w:val="19"/>
+        </w:rPr>
+        <w:t xml:space="preserve"> </w:t>
+      </w:r>
+    </w:p>
+    <w:p>
+      <w:pPr>
+        <w:shd w:val="clear" w:fill="F2F2F2"/>
+        <w:spacing w:after="0" w:before="0"/>
+      </w:pPr>
+      <w:r>
+        <w:rPr>
+          <w:rFonts w:ascii="Consolas" w:hAnsi="Consolas"/>
+          <w:sz w:val="19"/>
+        </w:rPr>
+        <w:t>./pwnzzai.sh restart</w:t>
+      </w:r>
+    </w:p>
+    <w:p>
+      <w:pPr>
+        <w:spacing w:after="80"/>
+      </w:pPr>
+    </w:p>
+    <w:p>
+      <w:pPr>
+        <w:shd w:val="clear" w:fill="FFF4D6"/>
+      </w:pPr>
+      <w:r>
+        <w:rPr>
+          <w:sz w:val="21"/>
+        </w:rPr>
+        <w:t>Seuls les labs cloud openai_* utilisent ce backend ; les labs ollama_* utilisent toujours Ollama local, donc garde le service ollama actif. La cle reste dans .env (gitignore) — ne la committe jamais.</w:t>
+      </w:r>
+    </w:p>
+    <w:p>
+      <w:pPr>
+        <w:shd w:val="clear" w:fill="FFF4D6"/>
+      </w:pPr>
+      <w:r>
+        <w:rPr>
+          <w:sz w:val="21"/>
+        </w:rPr>
+        <w:t>Securite : le fichier compose transmet GROQ_API_KEY, OPENAI_API_KEY, GEMINI_API_KEY et ANTHROPIC_API_KEY a pwnzzai-app, toutes vides par defaut (aucun changement de comportement si non renseignees). La cle ne vit que dans .env, jamais committee.</w:t>
+      </w:r>
+    </w:p>
+    <w:p>
+      <w:pPr>
+        <w:shd w:val="clear" w:fill="FFF4D6"/>
+      </w:pPr>
+      <w:r>
+        <w:rPr>
+          <w:sz w:val="21"/>
+        </w:rPr>
+        <w:t>Cout (Groq) : environ 1-3 EUR par matinee pour 10 eleves. Active le pay-as-you-go et fixe un spend limit sur la console du fournisseur (ex. https://console.groq.com).</w:t>
+      </w:r>
+    </w:p>
+    <w:p>
+      <w:pPr>
+        <w:shd w:val="clear" w:fill="FFF4D6"/>
+      </w:pPr>
+      <w:r>
+        <w:rPr>
+          <w:sz w:val="21"/>
+        </w:rPr>
+        <w:t>Resistance a l'amont : aucune modification du produit OWASP (c'est LiteLLM qui route). PwnzzAI etant clone a un commit pinne, cette config survit aux MAJ upstream, comme le reste du sidecar.</w:t>
+      </w:r>
+    </w:p>
+    <w:p>
+      <w:pPr>
+        <w:pStyle w:val="Heading1"/>
+      </w:pPr>
+      <w:r>
+        <w:t>8. Teardown</w:t>
       </w:r>
     </w:p>
     <w:p>

--- a/docs/GUIDE-INSTALL-PROF.docx
+++ b/docs/GUIDE-INSTALL-PROF.docx
@@ -2111,7 +2111,7 @@
               <w:rPr>
                 <w:sz w:val="20"/>
               </w:rPr>
-              <w:t>Groq</w:t>
+              <w:t>Groq (recommande)</w:t>
             </w:r>
           </w:p>
         </w:tc>
@@ -2139,7 +2139,7 @@
               <w:rPr>
                 <w:sz w:val="20"/>
               </w:rPr>
-              <w:t>groq/openai/gpt-oss-20b</w:t>
+              <w:t>groq/llama-3.3-70b-versatile</w:t>
             </w:r>
           </w:p>
         </w:tc>
@@ -2361,7 +2361,7 @@
           <w:rFonts w:ascii="Consolas" w:hAnsi="Consolas"/>
           <w:sz w:val="19"/>
         </w:rPr>
-        <w:t>LITELLM_MODEL=groq/openai/gpt-oss-20b</w:t>
+        <w:t>LITELLM_MODEL=groq/llama-3.3-70b-versatile</w:t>
       </w:r>
     </w:p>
     <w:p>
@@ -2407,6 +2407,17 @@
       <w:pPr>
         <w:spacing w:after="80"/>
       </w:pPr>
+    </w:p>
+    <w:p>
+      <w:pPr>
+        <w:shd w:val="clear" w:fill="FFF4D6"/>
+      </w:pPr>
+      <w:r>
+        <w:rPr>
+          <w:sz w:val="21"/>
+        </w:rPr>
+        <w:t>Modele Groq : prends groq/llama-3.3-70b-versatile (non-reasoning, fiable). Evite groq/openai/gpt-oss-20b — modele reasoning qui renvoie souvent du vide (teste : HTTP 500 / response vide sur certains labs). Cle valide = commence par gsk_ et renvoie 200 sur https://api.groq.com/openai/v1/models (401 = invalide).</w:t>
+      </w:r>
     </w:p>
     <w:p>
       <w:pPr>
